--- a/questions/EDLD 650 Class 5 Questions.docx
+++ b/questions/EDLD 650 Class 5 Questions.docx
@@ -1,6 +1,6 @@
 
 <file path=word/document.xml><?xml version="1.0" encoding="utf-8"?>
-<w:document xmlns:wpc="http://schemas.microsoft.com/office/word/2010/wordprocessingCanvas" xmlns:cx="http://schemas.microsoft.com/office/drawing/2014/chartex" xmlns:cx1="http://schemas.microsoft.com/office/drawing/2015/9/8/chartex" xmlns:cx2="http://schemas.microsoft.com/office/drawing/2015/10/21/chartex" xmlns:cx3="http://schemas.microsoft.com/office/drawing/2016/5/9/chartex" xmlns:cx4="http://schemas.microsoft.com/office/drawing/2016/5/10/chartex" xmlns:cx5="http://schemas.microsoft.com/office/drawing/2016/5/11/chartex" xmlns:cx6="http://schemas.microsoft.com/office/drawing/2016/5/12/chartex" xmlns:cx7="http://schemas.microsoft.com/office/drawing/2016/5/13/chartex" xmlns:cx8="http://schemas.microsoft.com/office/drawing/2016/5/14/chartex" xmlns:mc="http://schemas.openxmlformats.org/markup-compatibility/2006" xmlns:aink="http://schemas.microsoft.com/office/drawing/2016/ink" xmlns:am3d="http://schemas.microsoft.com/office/drawing/2017/model3d" xmlns:o="urn:schemas-microsoft-com:office:office" xmlns:oel="http://schemas.microsoft.com/office/2019/extlst" xmlns:r="http://schemas.openxmlformats.org/officeDocument/2006/relationships" xmlns:m="http://schemas.openxmlformats.org/officeDocument/2006/math" xmlns:v="urn:schemas-microsoft-com:vml" xmlns:wp14="http://schemas.microsoft.com/office/word/2010/wordprocessingDrawing" xmlns:wp="http://schemas.openxmlformats.org/drawingml/2006/wordprocessingDrawing" xmlns:w10="urn:schemas-microsoft-com:office:word" xmlns:w="http://schemas.openxmlformats.org/wordprocessingml/2006/main" xmlns:w14="http://schemas.microsoft.com/office/word/2010/wordml" xmlns:w15="http://schemas.microsoft.com/office/word/2012/wordml" xmlns:w16cex="http://schemas.microsoft.com/office/word/2018/wordml/cex" xmlns:w16cid="http://schemas.microsoft.com/office/word/2016/wordml/cid" xmlns:w16="http://schemas.microsoft.com/office/word/2018/wordml" xmlns:w16sdtdh="http://schemas.microsoft.com/office/word/2020/wordml/sdtdatahash" xmlns:w16se="http://schemas.microsoft.com/office/word/2015/wordml/symex" xmlns:wpg="http://schemas.microsoft.com/office/word/2010/wordprocessingGroup" xmlns:wpi="http://schemas.microsoft.com/office/word/2010/wordprocessingInk" xmlns:wne="http://schemas.microsoft.com/office/word/2006/wordml" xmlns:wps="http://schemas.microsoft.com/office/word/2010/wordprocessingShape" mc:Ignorable="w14 w15 w16se w16cid w16 w16cex w16sdtdh wp14">
+<w:document xmlns:wpc="http://schemas.microsoft.com/office/word/2010/wordprocessingCanvas" xmlns:cx="http://schemas.microsoft.com/office/drawing/2014/chartex" xmlns:cx1="http://schemas.microsoft.com/office/drawing/2015/9/8/chartex" xmlns:cx2="http://schemas.microsoft.com/office/drawing/2015/10/21/chartex" xmlns:cx3="http://schemas.microsoft.com/office/drawing/2016/5/9/chartex" xmlns:cx4="http://schemas.microsoft.com/office/drawing/2016/5/10/chartex" xmlns:cx5="http://schemas.microsoft.com/office/drawing/2016/5/11/chartex" xmlns:cx6="http://schemas.microsoft.com/office/drawing/2016/5/12/chartex" xmlns:cx7="http://schemas.microsoft.com/office/drawing/2016/5/13/chartex" xmlns:cx8="http://schemas.microsoft.com/office/drawing/2016/5/14/chartex" xmlns:mc="http://schemas.openxmlformats.org/markup-compatibility/2006" xmlns:aink="http://schemas.microsoft.com/office/drawing/2016/ink" xmlns:am3d="http://schemas.microsoft.com/office/drawing/2017/model3d" xmlns:o="urn:schemas-microsoft-com:office:office" xmlns:oel="http://schemas.microsoft.com/office/2019/extlst" xmlns:r="http://schemas.openxmlformats.org/officeDocument/2006/relationships" xmlns:m="http://schemas.openxmlformats.org/officeDocument/2006/math" xmlns:v="urn:schemas-microsoft-com:vml" xmlns:wp14="http://schemas.microsoft.com/office/word/2010/wordprocessingDrawing" xmlns:wp="http://schemas.openxmlformats.org/drawingml/2006/wordprocessingDrawing" xmlns:w10="urn:schemas-microsoft-com:office:word" xmlns:w="http://schemas.openxmlformats.org/wordprocessingml/2006/main" xmlns:w14="http://schemas.microsoft.com/office/word/2010/wordml" xmlns:w15="http://schemas.microsoft.com/office/word/2012/wordml" xmlns:w16cex="http://schemas.microsoft.com/office/word/2018/wordml/cex" xmlns:w16cid="http://schemas.microsoft.com/office/word/2016/wordml/cid" xmlns:w16="http://schemas.microsoft.com/office/word/2018/wordml" xmlns:w16du="http://schemas.microsoft.com/office/word/2023/wordml/word16du" xmlns:w16sdtdh="http://schemas.microsoft.com/office/word/2020/wordml/sdtdatahash" xmlns:w16sdtfl="http://schemas.microsoft.com/office/word/2024/wordml/sdtformatlock" xmlns:w16se="http://schemas.microsoft.com/office/word/2015/wordml/symex" xmlns:wpg="http://schemas.microsoft.com/office/word/2010/wordprocessingGroup" xmlns:wpi="http://schemas.microsoft.com/office/word/2010/wordprocessingInk" xmlns:wne="http://schemas.microsoft.com/office/word/2006/wordml" xmlns:wps="http://schemas.microsoft.com/office/word/2010/wordprocessingShape" mc:Ignorable="w14 w15 w16se w16cid w16 w16cex w16sdtdh w16sdtfl w16du wp14">
   <w:body>
     <w:p>
       <w:pPr>
@@ -215,21 +215,7 @@
         <w:rPr>
           <w:rFonts w:ascii="Times New Roman" w:hAnsi="Times New Roman" w:cs="Times New Roman"/>
         </w:rPr>
-        <w:t xml:space="preserve">For Holden’s main outcome, he takes the mean scale score for each </w:t>
-      </w:r>
-      <w:proofErr w:type="gramStart"/>
-      <w:r>
-        <w:rPr>
-          <w:rFonts w:ascii="Times New Roman" w:hAnsi="Times New Roman" w:cs="Times New Roman"/>
-        </w:rPr>
-        <w:t>school-year</w:t>
-      </w:r>
-      <w:proofErr w:type="gramEnd"/>
-      <w:r>
-        <w:rPr>
-          <w:rFonts w:ascii="Times New Roman" w:hAnsi="Times New Roman" w:cs="Times New Roman"/>
-        </w:rPr>
-        <w:t xml:space="preserve"> in math and reading and subtracts the sample mean and standard deviation for that year. This gives him a standardized score in math and reading. He then constructs the primary outcome variable </w:t>
+        <w:t xml:space="preserve">For Holden’s main outcome, he takes the mean scale score for each school-year in math and reading and subtracts the sample mean and standard deviation for that year. This gives him a standardized score in math and reading. He then constructs the primary outcome variable </w:t>
       </w:r>
       <w:r>
         <w:rPr>
@@ -539,21 +525,7 @@
         <w:rPr>
           <w:rFonts w:ascii="Times New Roman" w:hAnsi="Times New Roman" w:cs="Times New Roman"/>
         </w:rPr>
-        <w:t xml:space="preserve">Describe the magnitude of Holden’s preferred estimates. How big of an effect did </w:t>
-      </w:r>
-      <w:proofErr w:type="gramStart"/>
-      <w:r>
-        <w:rPr>
-          <w:rFonts w:ascii="Times New Roman" w:hAnsi="Times New Roman" w:cs="Times New Roman"/>
-        </w:rPr>
-        <w:t>increased</w:t>
-      </w:r>
-      <w:proofErr w:type="gramEnd"/>
-      <w:r>
-        <w:rPr>
-          <w:rFonts w:ascii="Times New Roman" w:hAnsi="Times New Roman" w:cs="Times New Roman"/>
-        </w:rPr>
-        <w:t xml:space="preserve"> textbook funding have? How much did it cost? Do the magnitude of the effects seem plausible to you?</w:t>
+        <w:t>Describe the magnitude of Holden’s preferred estimates. How big of an effect did increased textbook funding have? How much did it cost? Do the magnitude of the effects seem plausible to you?</w:t>
       </w:r>
     </w:p>
     <w:p>
@@ -749,7 +721,7 @@
 </file>
 
 <file path=word/endnotes.xml><?xml version="1.0" encoding="utf-8"?>
-<w:endnotes xmlns:wpc="http://schemas.microsoft.com/office/word/2010/wordprocessingCanvas" xmlns:cx="http://schemas.microsoft.com/office/drawing/2014/chartex" xmlns:cx1="http://schemas.microsoft.com/office/drawing/2015/9/8/chartex" xmlns:cx2="http://schemas.microsoft.com/office/drawing/2015/10/21/chartex" xmlns:cx3="http://schemas.microsoft.com/office/drawing/2016/5/9/chartex" xmlns:cx4="http://schemas.microsoft.com/office/drawing/2016/5/10/chartex" xmlns:cx5="http://schemas.microsoft.com/office/drawing/2016/5/11/chartex" xmlns:cx6="http://schemas.microsoft.com/office/drawing/2016/5/12/chartex" xmlns:cx7="http://schemas.microsoft.com/office/drawing/2016/5/13/chartex" xmlns:cx8="http://schemas.microsoft.com/office/drawing/2016/5/14/chartex" xmlns:mc="http://schemas.openxmlformats.org/markup-compatibility/2006" xmlns:aink="http://schemas.microsoft.com/office/drawing/2016/ink" xmlns:am3d="http://schemas.microsoft.com/office/drawing/2017/model3d" xmlns:o="urn:schemas-microsoft-com:office:office" xmlns:oel="http://schemas.microsoft.com/office/2019/extlst" xmlns:r="http://schemas.openxmlformats.org/officeDocument/2006/relationships" xmlns:m="http://schemas.openxmlformats.org/officeDocument/2006/math" xmlns:v="urn:schemas-microsoft-com:vml" xmlns:wp14="http://schemas.microsoft.com/office/word/2010/wordprocessingDrawing" xmlns:wp="http://schemas.openxmlformats.org/drawingml/2006/wordprocessingDrawing" xmlns:w10="urn:schemas-microsoft-com:office:word" xmlns:w="http://schemas.openxmlformats.org/wordprocessingml/2006/main" xmlns:w14="http://schemas.microsoft.com/office/word/2010/wordml" xmlns:w15="http://schemas.microsoft.com/office/word/2012/wordml" xmlns:w16cex="http://schemas.microsoft.com/office/word/2018/wordml/cex" xmlns:w16cid="http://schemas.microsoft.com/office/word/2016/wordml/cid" xmlns:w16="http://schemas.microsoft.com/office/word/2018/wordml" xmlns:w16sdtdh="http://schemas.microsoft.com/office/word/2020/wordml/sdtdatahash" xmlns:w16se="http://schemas.microsoft.com/office/word/2015/wordml/symex" xmlns:wpg="http://schemas.microsoft.com/office/word/2010/wordprocessingGroup" xmlns:wpi="http://schemas.microsoft.com/office/word/2010/wordprocessingInk" xmlns:wne="http://schemas.microsoft.com/office/word/2006/wordml" xmlns:wps="http://schemas.microsoft.com/office/word/2010/wordprocessingShape" mc:Ignorable="w14 w15 w16se w16cid w16 w16cex w16sdtdh wp14">
+<w:endnotes xmlns:wpc="http://schemas.microsoft.com/office/word/2010/wordprocessingCanvas" xmlns:cx="http://schemas.microsoft.com/office/drawing/2014/chartex" xmlns:cx1="http://schemas.microsoft.com/office/drawing/2015/9/8/chartex" xmlns:cx2="http://schemas.microsoft.com/office/drawing/2015/10/21/chartex" xmlns:cx3="http://schemas.microsoft.com/office/drawing/2016/5/9/chartex" xmlns:cx4="http://schemas.microsoft.com/office/drawing/2016/5/10/chartex" xmlns:cx5="http://schemas.microsoft.com/office/drawing/2016/5/11/chartex" xmlns:cx6="http://schemas.microsoft.com/office/drawing/2016/5/12/chartex" xmlns:cx7="http://schemas.microsoft.com/office/drawing/2016/5/13/chartex" xmlns:cx8="http://schemas.microsoft.com/office/drawing/2016/5/14/chartex" xmlns:mc="http://schemas.openxmlformats.org/markup-compatibility/2006" xmlns:aink="http://schemas.microsoft.com/office/drawing/2016/ink" xmlns:am3d="http://schemas.microsoft.com/office/drawing/2017/model3d" xmlns:o="urn:schemas-microsoft-com:office:office" xmlns:oel="http://schemas.microsoft.com/office/2019/extlst" xmlns:r="http://schemas.openxmlformats.org/officeDocument/2006/relationships" xmlns:m="http://schemas.openxmlformats.org/officeDocument/2006/math" xmlns:v="urn:schemas-microsoft-com:vml" xmlns:wp14="http://schemas.microsoft.com/office/word/2010/wordprocessingDrawing" xmlns:wp="http://schemas.openxmlformats.org/drawingml/2006/wordprocessingDrawing" xmlns:w10="urn:schemas-microsoft-com:office:word" xmlns:w="http://schemas.openxmlformats.org/wordprocessingml/2006/main" xmlns:w14="http://schemas.microsoft.com/office/word/2010/wordml" xmlns:w15="http://schemas.microsoft.com/office/word/2012/wordml" xmlns:w16cex="http://schemas.microsoft.com/office/word/2018/wordml/cex" xmlns:w16cid="http://schemas.microsoft.com/office/word/2016/wordml/cid" xmlns:w16="http://schemas.microsoft.com/office/word/2018/wordml" xmlns:w16du="http://schemas.microsoft.com/office/word/2023/wordml/word16du" xmlns:w16sdtdh="http://schemas.microsoft.com/office/word/2020/wordml/sdtdatahash" xmlns:w16sdtfl="http://schemas.microsoft.com/office/word/2024/wordml/sdtformatlock" xmlns:w16se="http://schemas.microsoft.com/office/word/2015/wordml/symex" xmlns:wpg="http://schemas.microsoft.com/office/word/2010/wordprocessingGroup" xmlns:wpi="http://schemas.microsoft.com/office/word/2010/wordprocessingInk" xmlns:wne="http://schemas.microsoft.com/office/word/2006/wordml" xmlns:wps="http://schemas.microsoft.com/office/word/2010/wordprocessingShape" mc:Ignorable="w14 w15 w16se w16cid w16 w16cex w16sdtdh w16sdtfl w16du wp14">
   <w:endnote w:type="separator" w:id="-1">
     <w:p>
       <w:pPr>
@@ -774,7 +746,7 @@
 </file>
 
 <file path=word/footnotes.xml><?xml version="1.0" encoding="utf-8"?>
-<w:footnotes xmlns:wpc="http://schemas.microsoft.com/office/word/2010/wordprocessingCanvas" xmlns:cx="http://schemas.microsoft.com/office/drawing/2014/chartex" xmlns:cx1="http://schemas.microsoft.com/office/drawing/2015/9/8/chartex" xmlns:cx2="http://schemas.microsoft.com/office/drawing/2015/10/21/chartex" xmlns:cx3="http://schemas.microsoft.com/office/drawing/2016/5/9/chartex" xmlns:cx4="http://schemas.microsoft.com/office/drawing/2016/5/10/chartex" xmlns:cx5="http://schemas.microsoft.com/office/drawing/2016/5/11/chartex" xmlns:cx6="http://schemas.microsoft.com/office/drawing/2016/5/12/chartex" xmlns:cx7="http://schemas.microsoft.com/office/drawing/2016/5/13/chartex" xmlns:cx8="http://schemas.microsoft.com/office/drawing/2016/5/14/chartex" xmlns:mc="http://schemas.openxmlformats.org/markup-compatibility/2006" xmlns:aink="http://schemas.microsoft.com/office/drawing/2016/ink" xmlns:am3d="http://schemas.microsoft.com/office/drawing/2017/model3d" xmlns:o="urn:schemas-microsoft-com:office:office" xmlns:oel="http://schemas.microsoft.com/office/2019/extlst" xmlns:r="http://schemas.openxmlformats.org/officeDocument/2006/relationships" xmlns:m="http://schemas.openxmlformats.org/officeDocument/2006/math" xmlns:v="urn:schemas-microsoft-com:vml" xmlns:wp14="http://schemas.microsoft.com/office/word/2010/wordprocessingDrawing" xmlns:wp="http://schemas.openxmlformats.org/drawingml/2006/wordprocessingDrawing" xmlns:w10="urn:schemas-microsoft-com:office:word" xmlns:w="http://schemas.openxmlformats.org/wordprocessingml/2006/main" xmlns:w14="http://schemas.microsoft.com/office/word/2010/wordml" xmlns:w15="http://schemas.microsoft.com/office/word/2012/wordml" xmlns:w16cex="http://schemas.microsoft.com/office/word/2018/wordml/cex" xmlns:w16cid="http://schemas.microsoft.com/office/word/2016/wordml/cid" xmlns:w16="http://schemas.microsoft.com/office/word/2018/wordml" xmlns:w16sdtdh="http://schemas.microsoft.com/office/word/2020/wordml/sdtdatahash" xmlns:w16se="http://schemas.microsoft.com/office/word/2015/wordml/symex" xmlns:wpg="http://schemas.microsoft.com/office/word/2010/wordprocessingGroup" xmlns:wpi="http://schemas.microsoft.com/office/word/2010/wordprocessingInk" xmlns:wne="http://schemas.microsoft.com/office/word/2006/wordml" xmlns:wps="http://schemas.microsoft.com/office/word/2010/wordprocessingShape" mc:Ignorable="w14 w15 w16se w16cid w16 w16cex w16sdtdh wp14">
+<w:footnotes xmlns:wpc="http://schemas.microsoft.com/office/word/2010/wordprocessingCanvas" xmlns:cx="http://schemas.microsoft.com/office/drawing/2014/chartex" xmlns:cx1="http://schemas.microsoft.com/office/drawing/2015/9/8/chartex" xmlns:cx2="http://schemas.microsoft.com/office/drawing/2015/10/21/chartex" xmlns:cx3="http://schemas.microsoft.com/office/drawing/2016/5/9/chartex" xmlns:cx4="http://schemas.microsoft.com/office/drawing/2016/5/10/chartex" xmlns:cx5="http://schemas.microsoft.com/office/drawing/2016/5/11/chartex" xmlns:cx6="http://schemas.microsoft.com/office/drawing/2016/5/12/chartex" xmlns:cx7="http://schemas.microsoft.com/office/drawing/2016/5/13/chartex" xmlns:cx8="http://schemas.microsoft.com/office/drawing/2016/5/14/chartex" xmlns:mc="http://schemas.openxmlformats.org/markup-compatibility/2006" xmlns:aink="http://schemas.microsoft.com/office/drawing/2016/ink" xmlns:am3d="http://schemas.microsoft.com/office/drawing/2017/model3d" xmlns:o="urn:schemas-microsoft-com:office:office" xmlns:oel="http://schemas.microsoft.com/office/2019/extlst" xmlns:r="http://schemas.openxmlformats.org/officeDocument/2006/relationships" xmlns:m="http://schemas.openxmlformats.org/officeDocument/2006/math" xmlns:v="urn:schemas-microsoft-com:vml" xmlns:wp14="http://schemas.microsoft.com/office/word/2010/wordprocessingDrawing" xmlns:wp="http://schemas.openxmlformats.org/drawingml/2006/wordprocessingDrawing" xmlns:w10="urn:schemas-microsoft-com:office:word" xmlns:w="http://schemas.openxmlformats.org/wordprocessingml/2006/main" xmlns:w14="http://schemas.microsoft.com/office/word/2010/wordml" xmlns:w15="http://schemas.microsoft.com/office/word/2012/wordml" xmlns:w16cex="http://schemas.microsoft.com/office/word/2018/wordml/cex" xmlns:w16cid="http://schemas.microsoft.com/office/word/2016/wordml/cid" xmlns:w16="http://schemas.microsoft.com/office/word/2018/wordml" xmlns:w16du="http://schemas.microsoft.com/office/word/2023/wordml/word16du" xmlns:w16sdtdh="http://schemas.microsoft.com/office/word/2020/wordml/sdtdatahash" xmlns:w16sdtfl="http://schemas.microsoft.com/office/word/2024/wordml/sdtformatlock" xmlns:w16se="http://schemas.microsoft.com/office/word/2015/wordml/symex" xmlns:wpg="http://schemas.microsoft.com/office/word/2010/wordprocessingGroup" xmlns:wpi="http://schemas.microsoft.com/office/word/2010/wordprocessingInk" xmlns:wne="http://schemas.microsoft.com/office/word/2006/wordml" xmlns:wps="http://schemas.microsoft.com/office/word/2010/wordprocessingShape" mc:Ignorable="w14 w15 w16se w16cid w16 w16cex w16sdtdh w16sdtfl w16du wp14">
   <w:footnote w:type="separator" w:id="-1">
     <w:p>
       <w:pPr>
@@ -813,7 +785,19 @@
         <w:rPr>
           <w:rFonts w:ascii="Times New Roman" w:hAnsi="Times New Roman" w:cs="Times New Roman"/>
         </w:rPr>
-        <w:t xml:space="preserve">He does not describe how he selects this bandwidth other than to reference the authors (Calonico, Cattaneo &amp; Titiunik, 2014) of the Stata package </w:t>
+        <w:t>He does not describe how he selects this bandwidth other than to reference the authors (Calonico, Cattaneo &amp; Titiunik, 2014) of the Stata</w:t>
+      </w:r>
+      <w:r>
+        <w:rPr>
+          <w:rFonts w:ascii="Times New Roman" w:hAnsi="Times New Roman" w:cs="Times New Roman"/>
+        </w:rPr>
+        <w:t>/R</w:t>
+      </w:r>
+      <w:r>
+        <w:rPr>
+          <w:rFonts w:ascii="Times New Roman" w:hAnsi="Times New Roman" w:cs="Times New Roman"/>
+        </w:rPr>
+        <w:t xml:space="preserve"> package </w:t>
       </w:r>
       <w:r>
         <w:rPr>
@@ -834,7 +818,7 @@
 </file>
 
 <file path=word/numbering.xml><?xml version="1.0" encoding="utf-8"?>
-<w:numbering xmlns:wpc="http://schemas.microsoft.com/office/word/2010/wordprocessingCanvas" xmlns:cx="http://schemas.microsoft.com/office/drawing/2014/chartex" xmlns:cx1="http://schemas.microsoft.com/office/drawing/2015/9/8/chartex" xmlns:cx2="http://schemas.microsoft.com/office/drawing/2015/10/21/chartex" xmlns:cx3="http://schemas.microsoft.com/office/drawing/2016/5/9/chartex" xmlns:cx4="http://schemas.microsoft.com/office/drawing/2016/5/10/chartex" xmlns:cx5="http://schemas.microsoft.com/office/drawing/2016/5/11/chartex" xmlns:cx6="http://schemas.microsoft.com/office/drawing/2016/5/12/chartex" xmlns:cx7="http://schemas.microsoft.com/office/drawing/2016/5/13/chartex" xmlns:cx8="http://schemas.microsoft.com/office/drawing/2016/5/14/chartex" xmlns:mc="http://schemas.openxmlformats.org/markup-compatibility/2006" xmlns:aink="http://schemas.microsoft.com/office/drawing/2016/ink" xmlns:am3d="http://schemas.microsoft.com/office/drawing/2017/model3d" xmlns:o="urn:schemas-microsoft-com:office:office" xmlns:oel="http://schemas.microsoft.com/office/2019/extlst" xmlns:r="http://schemas.openxmlformats.org/officeDocument/2006/relationships" xmlns:m="http://schemas.openxmlformats.org/officeDocument/2006/math" xmlns:v="urn:schemas-microsoft-com:vml" xmlns:wp14="http://schemas.microsoft.com/office/word/2010/wordprocessingDrawing" xmlns:wp="http://schemas.openxmlformats.org/drawingml/2006/wordprocessingDrawing" xmlns:w10="urn:schemas-microsoft-com:office:word" xmlns:w="http://schemas.openxmlformats.org/wordprocessingml/2006/main" xmlns:w14="http://schemas.microsoft.com/office/word/2010/wordml" xmlns:w15="http://schemas.microsoft.com/office/word/2012/wordml" xmlns:w16cex="http://schemas.microsoft.com/office/word/2018/wordml/cex" xmlns:w16cid="http://schemas.microsoft.com/office/word/2016/wordml/cid" xmlns:w16="http://schemas.microsoft.com/office/word/2018/wordml" xmlns:w16sdtdh="http://schemas.microsoft.com/office/word/2020/wordml/sdtdatahash" xmlns:w16se="http://schemas.microsoft.com/office/word/2015/wordml/symex" xmlns:wpg="http://schemas.microsoft.com/office/word/2010/wordprocessingGroup" xmlns:wpi="http://schemas.microsoft.com/office/word/2010/wordprocessingInk" xmlns:wne="http://schemas.microsoft.com/office/word/2006/wordml" xmlns:wps="http://schemas.microsoft.com/office/word/2010/wordprocessingShape" mc:Ignorable="w14 w15 w16se w16cid w16 w16cex w16sdtdh wp14">
+<w:numbering xmlns:wpc="http://schemas.microsoft.com/office/word/2010/wordprocessingCanvas" xmlns:cx="http://schemas.microsoft.com/office/drawing/2014/chartex" xmlns:cx1="http://schemas.microsoft.com/office/drawing/2015/9/8/chartex" xmlns:cx2="http://schemas.microsoft.com/office/drawing/2015/10/21/chartex" xmlns:cx3="http://schemas.microsoft.com/office/drawing/2016/5/9/chartex" xmlns:cx4="http://schemas.microsoft.com/office/drawing/2016/5/10/chartex" xmlns:cx5="http://schemas.microsoft.com/office/drawing/2016/5/11/chartex" xmlns:cx6="http://schemas.microsoft.com/office/drawing/2016/5/12/chartex" xmlns:cx7="http://schemas.microsoft.com/office/drawing/2016/5/13/chartex" xmlns:cx8="http://schemas.microsoft.com/office/drawing/2016/5/14/chartex" xmlns:mc="http://schemas.openxmlformats.org/markup-compatibility/2006" xmlns:aink="http://schemas.microsoft.com/office/drawing/2016/ink" xmlns:am3d="http://schemas.microsoft.com/office/drawing/2017/model3d" xmlns:o="urn:schemas-microsoft-com:office:office" xmlns:oel="http://schemas.microsoft.com/office/2019/extlst" xmlns:r="http://schemas.openxmlformats.org/officeDocument/2006/relationships" xmlns:m="http://schemas.openxmlformats.org/officeDocument/2006/math" xmlns:v="urn:schemas-microsoft-com:vml" xmlns:wp14="http://schemas.microsoft.com/office/word/2010/wordprocessingDrawing" xmlns:wp="http://schemas.openxmlformats.org/drawingml/2006/wordprocessingDrawing" xmlns:w10="urn:schemas-microsoft-com:office:word" xmlns:w="http://schemas.openxmlformats.org/wordprocessingml/2006/main" xmlns:w14="http://schemas.microsoft.com/office/word/2010/wordml" xmlns:w15="http://schemas.microsoft.com/office/word/2012/wordml" xmlns:w16cex="http://schemas.microsoft.com/office/word/2018/wordml/cex" xmlns:w16cid="http://schemas.microsoft.com/office/word/2016/wordml/cid" xmlns:w16="http://schemas.microsoft.com/office/word/2018/wordml" xmlns:w16du="http://schemas.microsoft.com/office/word/2023/wordml/word16du" xmlns:w16sdtdh="http://schemas.microsoft.com/office/word/2020/wordml/sdtdatahash" xmlns:w16sdtfl="http://schemas.microsoft.com/office/word/2024/wordml/sdtformatlock" xmlns:w16se="http://schemas.microsoft.com/office/word/2015/wordml/symex" xmlns:wpg="http://schemas.microsoft.com/office/word/2010/wordprocessingGroup" xmlns:wpi="http://schemas.microsoft.com/office/word/2010/wordprocessingInk" xmlns:wne="http://schemas.microsoft.com/office/word/2006/wordml" xmlns:wps="http://schemas.microsoft.com/office/word/2010/wordprocessingShape" mc:Ignorable="w14 w15 w16se w16cid w16 w16cex w16sdtdh w16sdtfl w16du wp14">
   <w:abstractNum w:abstractNumId="0" w15:restartNumberingAfterBreak="0">
     <w:nsid w:val="03562F00"/>
     <w:multiLevelType w:val="hybridMultilevel"/>
@@ -3398,7 +3382,7 @@
 </file>
 
 <file path=word/styles.xml><?xml version="1.0" encoding="utf-8"?>
-<w:styles xmlns:mc="http://schemas.openxmlformats.org/markup-compatibility/2006" xmlns:r="http://schemas.openxmlformats.org/officeDocument/2006/relationships" xmlns:w="http://schemas.openxmlformats.org/wordprocessingml/2006/main" xmlns:w14="http://schemas.microsoft.com/office/word/2010/wordml" xmlns:w15="http://schemas.microsoft.com/office/word/2012/wordml" xmlns:w16cex="http://schemas.microsoft.com/office/word/2018/wordml/cex" xmlns:w16cid="http://schemas.microsoft.com/office/word/2016/wordml/cid" xmlns:w16="http://schemas.microsoft.com/office/word/2018/wordml" xmlns:w16sdtdh="http://schemas.microsoft.com/office/word/2020/wordml/sdtdatahash" xmlns:w16se="http://schemas.microsoft.com/office/word/2015/wordml/symex" mc:Ignorable="w14 w15 w16se w16cid w16 w16cex w16sdtdh">
+<w:styles xmlns:mc="http://schemas.openxmlformats.org/markup-compatibility/2006" xmlns:r="http://schemas.openxmlformats.org/officeDocument/2006/relationships" xmlns:w="http://schemas.openxmlformats.org/wordprocessingml/2006/main" xmlns:w14="http://schemas.microsoft.com/office/word/2010/wordml" xmlns:w15="http://schemas.microsoft.com/office/word/2012/wordml" xmlns:w16cex="http://schemas.microsoft.com/office/word/2018/wordml/cex" xmlns:w16cid="http://schemas.microsoft.com/office/word/2016/wordml/cid" xmlns:w16="http://schemas.microsoft.com/office/word/2018/wordml" xmlns:w16du="http://schemas.microsoft.com/office/word/2023/wordml/word16du" xmlns:w16sdtdh="http://schemas.microsoft.com/office/word/2020/wordml/sdtdatahash" xmlns:w16sdtfl="http://schemas.microsoft.com/office/word/2024/wordml/sdtformatlock" xmlns:w16se="http://schemas.microsoft.com/office/word/2015/wordml/symex" mc:Ignorable="w14 w15 w16se w16cid w16 w16cex w16sdtdh w16sdtfl w16du">
   <w:docDefaults>
     <w:rPrDefault>
       <w:rPr>
@@ -4138,10 +4122,21 @@
 </file>
 
 <file path=customXml/item1.xml><?xml version="1.0" encoding="utf-8"?>
-<b:Sources xmlns:b="http://schemas.openxmlformats.org/officeDocument/2006/bibliography" xmlns="http://schemas.openxmlformats.org/officeDocument/2006/bibliography" SelectedStyle="\APASixthEditionOfficeOnline.xsl" StyleName="APA" Version="6"/>
+<?mso-contentType ?>
+<FormTemplates xmlns="http://schemas.microsoft.com/sharepoint/v3/contenttype/forms">
+  <Display>DocumentLibraryForm</Display>
+  <Edit>DocumentLibraryForm</Edit>
+  <New>DocumentLibraryForm</New>
+</FormTemplates>
 </file>
 
 <file path=customXml/item2.xml><?xml version="1.0" encoding="utf-8"?>
+<p:properties xmlns:p="http://schemas.microsoft.com/office/2006/metadata/properties" xmlns:xsi="http://www.w3.org/2001/XMLSchema-instance" xmlns:pc="http://schemas.microsoft.com/office/infopath/2007/PartnerControls">
+  <documentManagement/>
+</p:properties>
+</file>
+
+<file path=customXml/item3.xml><?xml version="1.0" encoding="utf-8"?>
 <ct:contentTypeSchema xmlns:ct="http://schemas.microsoft.com/office/2006/metadata/contentType" xmlns:ma="http://schemas.microsoft.com/office/2006/metadata/properties/metaAttributes" ct:_="" ma:_="" ma:contentTypeName="Document" ma:contentTypeID="0x01010023FC7E3D89E3D64EAF0A5A832F4DE801" ma:contentTypeVersion="10" ma:contentTypeDescription="Create a new document." ma:contentTypeScope="" ma:versionID="1d3e30189d775e37ff5a575562b056a3">
   <xsd:schema xmlns:xsd="http://www.w3.org/2001/XMLSchema" xmlns:xs="http://www.w3.org/2001/XMLSchema" xmlns:p="http://schemas.microsoft.com/office/2006/metadata/properties" xmlns:ns3="a033743a-d49d-4b88-a523-f3cf14e77700" targetNamespace="http://schemas.microsoft.com/office/2006/metadata/properties" ma:root="true" ma:fieldsID="86d9ce8cef1075a3a77749bdfd882649" ns3:_="">
     <xsd:import namespace="a033743a-d49d-4b88-a523-f3cf14e77700"/>
@@ -4325,30 +4320,28 @@
 </ct:contentTypeSchema>
 </file>
 
-<file path=customXml/item3.xml><?xml version="1.0" encoding="utf-8"?>
-<p:properties xmlns:p="http://schemas.microsoft.com/office/2006/metadata/properties" xmlns:xsi="http://www.w3.org/2001/XMLSchema-instance" xmlns:pc="http://schemas.microsoft.com/office/infopath/2007/PartnerControls">
-  <documentManagement/>
-</p:properties>
-</file>
-
 <file path=customXml/item4.xml><?xml version="1.0" encoding="utf-8"?>
-<?mso-contentType ?>
-<FormTemplates xmlns="http://schemas.microsoft.com/sharepoint/v3/contenttype/forms">
-  <Display>DocumentLibraryForm</Display>
-  <Edit>DocumentLibraryForm</Edit>
-  <New>DocumentLibraryForm</New>
-</FormTemplates>
+<b:Sources xmlns:b="http://schemas.openxmlformats.org/officeDocument/2006/bibliography" xmlns="http://schemas.openxmlformats.org/officeDocument/2006/bibliography" SelectedStyle="\APASixthEditionOfficeOnline.xsl" StyleName="APA" Version="6"/>
 </file>
 
 <file path=customXml/itemProps1.xml><?xml version="1.0" encoding="utf-8"?>
-<ds:datastoreItem xmlns:ds="http://schemas.openxmlformats.org/officeDocument/2006/customXml" ds:itemID="{08E4E80C-B5B9-49E7-9BA5-0271EB6D258A}">
+<ds:datastoreItem xmlns:ds="http://schemas.openxmlformats.org/officeDocument/2006/customXml" ds:itemID="{53EA46C3-FC7B-4A2A-9339-46FF657C6C30}">
   <ds:schemaRefs>
-    <ds:schemaRef ds:uri="http://schemas.openxmlformats.org/officeDocument/2006/bibliography"/>
+    <ds:schemaRef ds:uri="http://schemas.microsoft.com/sharepoint/v3/contenttype/forms"/>
   </ds:schemaRefs>
 </ds:datastoreItem>
 </file>
 
 <file path=customXml/itemProps2.xml><?xml version="1.0" encoding="utf-8"?>
+<ds:datastoreItem xmlns:ds="http://schemas.openxmlformats.org/officeDocument/2006/customXml" ds:itemID="{98A50476-6057-4A0E-859A-429FFEBE6A3C}">
+  <ds:schemaRefs>
+    <ds:schemaRef ds:uri="http://schemas.microsoft.com/office/2006/metadata/properties"/>
+    <ds:schemaRef ds:uri="http://schemas.microsoft.com/office/infopath/2007/PartnerControls"/>
+  </ds:schemaRefs>
+</ds:datastoreItem>
+</file>
+
+<file path=customXml/itemProps3.xml><?xml version="1.0" encoding="utf-8"?>
 <ds:datastoreItem xmlns:ds="http://schemas.openxmlformats.org/officeDocument/2006/customXml" ds:itemID="{159B3534-0660-4C3B-940F-B2F42C3DD345}">
   <ds:schemaRefs>
     <ds:schemaRef ds:uri="http://schemas.microsoft.com/office/2006/metadata/contentType"/>
@@ -4366,19 +4359,10 @@
 </ds:datastoreItem>
 </file>
 
-<file path=customXml/itemProps3.xml><?xml version="1.0" encoding="utf-8"?>
-<ds:datastoreItem xmlns:ds="http://schemas.openxmlformats.org/officeDocument/2006/customXml" ds:itemID="{98A50476-6057-4A0E-859A-429FFEBE6A3C}">
+<file path=customXml/itemProps4.xml><?xml version="1.0" encoding="utf-8"?>
+<ds:datastoreItem xmlns:ds="http://schemas.openxmlformats.org/officeDocument/2006/customXml" ds:itemID="{08E4E80C-B5B9-49E7-9BA5-0271EB6D258A}">
   <ds:schemaRefs>
-    <ds:schemaRef ds:uri="http://schemas.microsoft.com/office/2006/metadata/properties"/>
-    <ds:schemaRef ds:uri="http://schemas.microsoft.com/office/infopath/2007/PartnerControls"/>
-  </ds:schemaRefs>
-</ds:datastoreItem>
-</file>
-
-<file path=customXml/itemProps4.xml><?xml version="1.0" encoding="utf-8"?>
-<ds:datastoreItem xmlns:ds="http://schemas.openxmlformats.org/officeDocument/2006/customXml" ds:itemID="{53EA46C3-FC7B-4A2A-9339-46FF657C6C30}">
-  <ds:schemaRefs>
-    <ds:schemaRef ds:uri="http://schemas.microsoft.com/sharepoint/v3/contenttype/forms"/>
+    <ds:schemaRef ds:uri="http://schemas.openxmlformats.org/officeDocument/2006/bibliography"/>
   </ds:schemaRefs>
 </ds:datastoreItem>
 </file>
--- a/questions/EDLD 650 Class 5 Questions.docx
+++ b/questions/EDLD 650 Class 5 Questions.docx
@@ -215,7 +215,31 @@
         <w:rPr>
           <w:rFonts w:ascii="Times New Roman" w:hAnsi="Times New Roman" w:cs="Times New Roman"/>
         </w:rPr>
-        <w:t xml:space="preserve">For Holden’s main outcome, he takes the mean scale score for each school-year in math and reading and subtracts the sample mean and standard deviation for that year. This gives him a standardized score in math and reading. He then constructs the primary outcome variable </w:t>
+        <w:t xml:space="preserve">For Holden’s main outcome, he takes the mean scale score for each school-year in math and reading and subtracts the sample mean and </w:t>
+      </w:r>
+      <w:r>
+        <w:rPr>
+          <w:rFonts w:ascii="Times New Roman" w:hAnsi="Times New Roman" w:cs="Times New Roman"/>
+        </w:rPr>
+        <w:t xml:space="preserve">divides by the </w:t>
+      </w:r>
+      <w:r>
+        <w:rPr>
+          <w:rFonts w:ascii="Times New Roman" w:hAnsi="Times New Roman" w:cs="Times New Roman"/>
+        </w:rPr>
+        <w:t>standard deviation</w:t>
+      </w:r>
+      <w:r>
+        <w:rPr>
+          <w:rFonts w:ascii="Times New Roman" w:hAnsi="Times New Roman" w:cs="Times New Roman"/>
+        </w:rPr>
+        <w:t xml:space="preserve"> of mean scale score</w:t>
+      </w:r>
+      <w:r>
+        <w:rPr>
+          <w:rFonts w:ascii="Times New Roman" w:hAnsi="Times New Roman" w:cs="Times New Roman"/>
+        </w:rPr>
+        <w:t xml:space="preserve"> for that year. This gives him a standardized score in math and reading. He then constructs the primary outcome variable </w:t>
       </w:r>
       <w:r>
         <w:rPr>
@@ -4122,21 +4146,6 @@
 </file>
 
 <file path=customXml/item1.xml><?xml version="1.0" encoding="utf-8"?>
-<?mso-contentType ?>
-<FormTemplates xmlns="http://schemas.microsoft.com/sharepoint/v3/contenttype/forms">
-  <Display>DocumentLibraryForm</Display>
-  <Edit>DocumentLibraryForm</Edit>
-  <New>DocumentLibraryForm</New>
-</FormTemplates>
-</file>
-
-<file path=customXml/item2.xml><?xml version="1.0" encoding="utf-8"?>
-<p:properties xmlns:p="http://schemas.microsoft.com/office/2006/metadata/properties" xmlns:xsi="http://www.w3.org/2001/XMLSchema-instance" xmlns:pc="http://schemas.microsoft.com/office/infopath/2007/PartnerControls">
-  <documentManagement/>
-</p:properties>
-</file>
-
-<file path=customXml/item3.xml><?xml version="1.0" encoding="utf-8"?>
 <ct:contentTypeSchema xmlns:ct="http://schemas.microsoft.com/office/2006/metadata/contentType" xmlns:ma="http://schemas.microsoft.com/office/2006/metadata/properties/metaAttributes" ct:_="" ma:_="" ma:contentTypeName="Document" ma:contentTypeID="0x01010023FC7E3D89E3D64EAF0A5A832F4DE801" ma:contentTypeVersion="10" ma:contentTypeDescription="Create a new document." ma:contentTypeScope="" ma:versionID="1d3e30189d775e37ff5a575562b056a3">
   <xsd:schema xmlns:xsd="http://www.w3.org/2001/XMLSchema" xmlns:xs="http://www.w3.org/2001/XMLSchema" xmlns:p="http://schemas.microsoft.com/office/2006/metadata/properties" xmlns:ns3="a033743a-d49d-4b88-a523-f3cf14e77700" targetNamespace="http://schemas.microsoft.com/office/2006/metadata/properties" ma:root="true" ma:fieldsID="86d9ce8cef1075a3a77749bdfd882649" ns3:_="">
     <xsd:import namespace="a033743a-d49d-4b88-a523-f3cf14e77700"/>
@@ -4320,28 +4329,26 @@
 </ct:contentTypeSchema>
 </file>
 
+<file path=customXml/item2.xml><?xml version="1.0" encoding="utf-8"?>
+<p:properties xmlns:p="http://schemas.microsoft.com/office/2006/metadata/properties" xmlns:xsi="http://www.w3.org/2001/XMLSchema-instance" xmlns:pc="http://schemas.microsoft.com/office/infopath/2007/PartnerControls">
+  <documentManagement/>
+</p:properties>
+</file>
+
+<file path=customXml/item3.xml><?xml version="1.0" encoding="utf-8"?>
+<?mso-contentType ?>
+<FormTemplates xmlns="http://schemas.microsoft.com/sharepoint/v3/contenttype/forms">
+  <Display>DocumentLibraryForm</Display>
+  <Edit>DocumentLibraryForm</Edit>
+  <New>DocumentLibraryForm</New>
+</FormTemplates>
+</file>
+
 <file path=customXml/item4.xml><?xml version="1.0" encoding="utf-8"?>
 <b:Sources xmlns:b="http://schemas.openxmlformats.org/officeDocument/2006/bibliography" xmlns="http://schemas.openxmlformats.org/officeDocument/2006/bibliography" SelectedStyle="\APASixthEditionOfficeOnline.xsl" StyleName="APA" Version="6"/>
 </file>
 
 <file path=customXml/itemProps1.xml><?xml version="1.0" encoding="utf-8"?>
-<ds:datastoreItem xmlns:ds="http://schemas.openxmlformats.org/officeDocument/2006/customXml" ds:itemID="{53EA46C3-FC7B-4A2A-9339-46FF657C6C30}">
-  <ds:schemaRefs>
-    <ds:schemaRef ds:uri="http://schemas.microsoft.com/sharepoint/v3/contenttype/forms"/>
-  </ds:schemaRefs>
-</ds:datastoreItem>
-</file>
-
-<file path=customXml/itemProps2.xml><?xml version="1.0" encoding="utf-8"?>
-<ds:datastoreItem xmlns:ds="http://schemas.openxmlformats.org/officeDocument/2006/customXml" ds:itemID="{98A50476-6057-4A0E-859A-429FFEBE6A3C}">
-  <ds:schemaRefs>
-    <ds:schemaRef ds:uri="http://schemas.microsoft.com/office/2006/metadata/properties"/>
-    <ds:schemaRef ds:uri="http://schemas.microsoft.com/office/infopath/2007/PartnerControls"/>
-  </ds:schemaRefs>
-</ds:datastoreItem>
-</file>
-
-<file path=customXml/itemProps3.xml><?xml version="1.0" encoding="utf-8"?>
 <ds:datastoreItem xmlns:ds="http://schemas.openxmlformats.org/officeDocument/2006/customXml" ds:itemID="{159B3534-0660-4C3B-940F-B2F42C3DD345}">
   <ds:schemaRefs>
     <ds:schemaRef ds:uri="http://schemas.microsoft.com/office/2006/metadata/contentType"/>
@@ -4359,6 +4366,23 @@
 </ds:datastoreItem>
 </file>
 
+<file path=customXml/itemProps2.xml><?xml version="1.0" encoding="utf-8"?>
+<ds:datastoreItem xmlns:ds="http://schemas.openxmlformats.org/officeDocument/2006/customXml" ds:itemID="{98A50476-6057-4A0E-859A-429FFEBE6A3C}">
+  <ds:schemaRefs>
+    <ds:schemaRef ds:uri="http://schemas.microsoft.com/office/2006/metadata/properties"/>
+    <ds:schemaRef ds:uri="http://schemas.microsoft.com/office/infopath/2007/PartnerControls"/>
+  </ds:schemaRefs>
+</ds:datastoreItem>
+</file>
+
+<file path=customXml/itemProps3.xml><?xml version="1.0" encoding="utf-8"?>
+<ds:datastoreItem xmlns:ds="http://schemas.openxmlformats.org/officeDocument/2006/customXml" ds:itemID="{53EA46C3-FC7B-4A2A-9339-46FF657C6C30}">
+  <ds:schemaRefs>
+    <ds:schemaRef ds:uri="http://schemas.microsoft.com/sharepoint/v3/contenttype/forms"/>
+  </ds:schemaRefs>
+</ds:datastoreItem>
+</file>
+
 <file path=customXml/itemProps4.xml><?xml version="1.0" encoding="utf-8"?>
 <ds:datastoreItem xmlns:ds="http://schemas.openxmlformats.org/officeDocument/2006/customXml" ds:itemID="{08E4E80C-B5B9-49E7-9BA5-0271EB6D258A}">
   <ds:schemaRefs>
